--- a/reports/REPORT_PAK_20_04_2026.docx
+++ b/reports/REPORT_PAK_20_04_2026.docx
@@ -183,16 +183,7 @@
           <w:rFonts w:hint="default"/>
           <w:lang w:val="ru-RU"/>
         </w:rPr>
-        <w:t>Неделя 3 (с 13.04 по 19.04). Отчёт подготовлен</w:t>
-      </w:r>
-      <w:bookmarkStart w:id="0" w:name="_GoBack"/>
-      <w:bookmarkEnd w:id="0"/>
-      <w:r>
-        <w:rPr>
-          <w:rFonts w:hint="default"/>
-          <w:lang w:val="ru-RU"/>
-        </w:rPr>
-        <w:t xml:space="preserve"> 20.04</w:t>
+        <w:t>Неделя 3 (с 13.04 по 19.04). Отчёт подготовлен 20.04</w:t>
       </w:r>
     </w:p>
     <w:p>
@@ -1886,7 +1877,16 @@
           <w:rFonts w:hint="default"/>
           <w:lang w:val="ru-RU"/>
         </w:rPr>
-        <w:t>- Подготовить аккуратный демонстрационный экран для показа преподавателю.</w:t>
+        <w:t>- Подготовить аккуратный демонстрационный экран</w:t>
+      </w:r>
+      <w:bookmarkStart w:id="0" w:name="_GoBack"/>
+      <w:bookmarkEnd w:id="0"/>
+      <w:r>
+        <w:rPr>
+          <w:rFonts w:hint="default"/>
+          <w:lang w:val="ru-RU"/>
+        </w:rPr>
+        <w:t>.</w:t>
       </w:r>
     </w:p>
     <w:p>
